--- a/InCorp_Proposal_Incorp_Ltd_20260327.docx
+++ b/InCorp_Proposal_Incorp_Ltd_20260327.docx
@@ -10594,8 +10594,8 @@
             <w:r>
               <w:rPr>
                 <w:rFonts w:ascii="Roboto" w:hAnsi="Roboto"/>
-                <w:sz w:val="20"/>
-                <w:szCs w:val="20"/>
+                <w:sz w:val="22"/>
+                <w:szCs w:val="22"/>
                 <w:color w:val="C00000"/>
               </w:rPr>
               <w:t xml:space="preserve">Direct tax compliances</w:t>
@@ -10952,8 +10952,8 @@
             <w:r>
               <w:rPr>
                 <w:rFonts w:ascii="Roboto" w:hAnsi="Roboto"/>
-                <w:sz w:val="20"/>
-                <w:szCs w:val="20"/>
+                <w:sz w:val="22"/>
+                <w:szCs w:val="22"/>
                 <w:color w:val="C00000"/>
               </w:rPr>
               <w:t xml:space="preserve">Indirect tax compliances</w:t>
@@ -11125,8 +11125,8 @@
             <w:r>
               <w:rPr>
                 <w:rFonts w:ascii="Roboto" w:hAnsi="Roboto"/>
-                <w:sz w:val="20"/>
-                <w:szCs w:val="20"/>
+                <w:sz w:val="22"/>
+                <w:szCs w:val="22"/>
                 <w:color w:val="C00000"/>
               </w:rPr>
               <w:t xml:space="preserve">Company Law</w:t>
@@ -11281,8 +11281,8 @@
             <w:r>
               <w:rPr>
                 <w:rFonts w:ascii="Roboto" w:hAnsi="Roboto"/>
-                <w:sz w:val="20"/>
-                <w:szCs w:val="20"/>
+                <w:sz w:val="22"/>
+                <w:szCs w:val="22"/>
                 <w:color w:val="C00000"/>
               </w:rPr>
               <w:t xml:space="preserve">Foreign Exchange laws</w:t>
@@ -11539,8 +11539,8 @@
             <w:r>
               <w:rPr>
                 <w:rFonts w:ascii="Roboto" w:hAnsi="Roboto"/>
-                <w:sz w:val="20"/>
-                <w:szCs w:val="20"/>
+                <w:sz w:val="22"/>
+                <w:szCs w:val="22"/>
                 <w:color w:val="C00000"/>
               </w:rPr>
               <w:t xml:space="preserve">Accounting</w:t>
@@ -11713,8 +11713,8 @@
             <w:r>
               <w:rPr>
                 <w:rFonts w:ascii="Roboto" w:hAnsi="Roboto"/>
-                <w:sz w:val="20"/>
-                <w:szCs w:val="20"/>
+                <w:sz w:val="22"/>
+                <w:szCs w:val="22"/>
                 <w:color w:val="C00000"/>
               </w:rPr>
               <w:t xml:space="preserve">Payroll</w:t>
